--- a/docs/registration/word/06_源程序编排说明.docx
+++ b/docs/registration/word/06_源程序编排说明.docx
@@ -4,94 +4,37 @@
   <w:body>
     <w:p>
       <w:pPr>
-        <w:spacing w:before="1400"/>
+        <w:keepNext/>
+        <w:spacing w:after="160"/>
       </w:pPr>
       <w:r>
         <w:rPr>
           <w:rFonts w:ascii="Arial" w:hAnsi="Arial" w:eastAsia="Noto Sans CJK SC"/>
           <w:b/>
-          <w:color w:val="176B60"/>
-          <w:sz w:val="24"/>
+          <w:color w:val="173F3C"/>
+          <w:sz w:val="32"/>
         </w:rPr>
-        <w:t>MEDLABEL REVIEW</w:t>
+        <w:t>药品说明书版本比对与变更审核系统 V1.0</w:t>
       </w:r>
     </w:p>
     <w:p>
       <w:pPr>
-        <w:pStyle w:val="Title"/>
-        <w:spacing w:after="280"/>
+        <w:keepNext/>
+        <w:spacing w:after="180"/>
       </w:pPr>
-      <w:r>
-        <w:t>药品说明书版本比对与变更审核系统</w:t>
-      </w:r>
-    </w:p>
-    <w:p>
-      <w:pPr>
-        <w:spacing w:after="680"/>
-      </w:pPr>
-      <w:r>
-        <w:rPr>
-          <w:rFonts w:ascii="Arial" w:hAnsi="Arial" w:eastAsia="Noto Sans CJK SC"/>
-          <w:b w:val="0"/>
-          <w:color w:val="173F3C"/>
-          <w:sz w:val="44"/>
-        </w:rPr>
-        <w:t>V1.0</w:t>
-      </w:r>
-    </w:p>
-    <w:p>
       <w:r>
         <w:rPr>
           <w:rFonts w:ascii="Arial" w:hAnsi="Arial" w:eastAsia="Noto Sans CJK SC"/>
           <w:b/>
           <w:color w:val="173F3C"/>
-          <w:sz w:val="38"/>
+          <w:sz w:val="30"/>
         </w:rPr>
         <w:t>源程序编排说明</w:t>
       </w:r>
     </w:p>
     <w:p>
       <w:pPr>
-        <w:spacing w:before="240"/>
-      </w:pPr>
-      <w:r>
-        <w:rPr>
-          <w:rFonts w:ascii="Arial" w:hAnsi="Arial" w:eastAsia="Noto Sans CJK SC"/>
-          <w:b w:val="0"/>
-          <w:sz w:val="22"/>
-        </w:rPr>
-        <w:t>著作权人：待申请人填写</w:t>
-      </w:r>
-    </w:p>
-    <w:p>
-      <w:pPr>
-        <w:spacing w:before="240"/>
-      </w:pPr>
-      <w:r>
-        <w:rPr>
-          <w:rFonts w:ascii="Arial" w:hAnsi="Arial" w:eastAsia="Noto Sans CJK SC"/>
-          <w:b w:val="0"/>
-          <w:sz w:val="22"/>
-        </w:rPr>
-        <w:t>对应代码版本：98e406f</w:t>
-      </w:r>
-    </w:p>
-    <w:p>
-      <w:pPr>
-        <w:spacing w:before="240"/>
-      </w:pPr>
-      <w:r>
-        <w:rPr>
-          <w:rFonts w:ascii="Arial" w:hAnsi="Arial" w:eastAsia="Noto Sans CJK SC"/>
-          <w:b w:val="0"/>
-          <w:sz w:val="22"/>
-        </w:rPr>
-        <w:t>文档状态：技术内容已编制，申请信息待确认</w:t>
-      </w:r>
-    </w:p>
-    <w:p>
-      <w:pPr>
-        <w:spacing w:before="720"/>
+        <w:spacing w:after="100"/>
       </w:pPr>
       <w:r>
         <w:rPr>
@@ -100,12 +43,21 @@
           <w:color w:val="526763"/>
           <w:sz w:val="18"/>
         </w:rPr>
-        <w:t>本文所示药品、说明书及审核记录均为软件演示资料。</w:t>
+        <w:t>著作权人：待申请人填写</w:t>
       </w:r>
     </w:p>
     <w:p>
+      <w:pPr>
+        <w:spacing w:after="100"/>
+      </w:pPr>
       <w:r>
-        <w:br w:type="page"/>
+        <w:rPr>
+          <w:rFonts w:ascii="Arial" w:hAnsi="Arial" w:eastAsia="Noto Sans CJK SC"/>
+          <w:b w:val="0"/>
+          <w:color w:val="526763"/>
+          <w:sz w:val="18"/>
+        </w:rPr>
+        <w:t>对应代码版本：98e406f；文档状态：技术内容已编制，申请信息待确认</w:t>
       </w:r>
     </w:p>
     <w:p>
@@ -393,7 +345,7 @@
                 <w:b w:val="0"/>
                 <w:sz w:val="18"/>
               </w:rPr>
-              <w:t>82 页，每页 55 个显示行，最后一页 35 行</w:t>
+              <w:t>75 页，每页 60 个显示行，最后一页 50 行</w:t>
             </w:r>
           </w:p>
         </w:tc>
@@ -436,7 +388,7 @@
                 <w:b w:val="0"/>
                 <w:sz w:val="18"/>
               </w:rPr>
-              <w:t>全量编排第 1—30 页及第 53—82 页，共 60 页</w:t>
+              <w:t>全量编排第 1—30 页及第 46—75 页，共 60 页</w:t>
             </w:r>
           </w:p>
         </w:tc>
@@ -515,7 +467,7 @@
           <w:b w:val="0"/>
           <w:sz w:val="21"/>
         </w:rPr>
-        <w:t>材料逐文件读取固定提交中的原始内容。每个原始非空行按显示宽度进行必要折行，不改写、补造或复制代码；仅为排版省略纯空白行。显示行号用于查找位置，不属于程序文本。每页顶部列出该页首尾所属源文件及原始行号。</w:t>
+        <w:t>材料逐文件读取固定提交中的原始内容。每个原始非空行按显示宽度进行必要折行，不改写、补造或复制代码；仅为排版省略纯空白行。左列为显示序号，次列为原始文件行号，原始行号后的 + 表示同一源行的续行。这两列均为索引，不属于程序文本。每页顶部列出该页首尾所属源文件及原始行号。</w:t>
       </w:r>
     </w:p>
     <w:p>
@@ -535,7 +487,7 @@
           <w:b w:val="0"/>
           <w:sz w:val="21"/>
         </w:rPr>
-        <w:t>本次按一般交存方式准备前后各 30 页。截取位置依据统一、完整的显示编排，不在页段内部挑选或拼接代码。最后一页仅保留实际内容，没有为增加行数填充代码。提交前应核对登记机构当时的版式、长行折行及末页要求，必要时从相同完整源程序重新排版。</w:t>
+        <w:t>本次按一般交存方式准备前后各 30 页。截取位置依据统一、完整的显示编排，不在页段内部挑选或拼接代码。最后一页自然保留 50 个显示行，没有为增加行数填充代码。源程序量不因长行折行而增加；清单另记每页涉及的不同原始非空行数量。自动核验只确认清单、显示序号与 PDF 一致，不能据此认定登记机构已接受所有版式和计行口径。提交前按办理系统或补正要求核对，必要时从相同完整源程序重新排版。</w:t>
       </w:r>
     </w:p>
     <w:p>
